--- a/project/documents/miscellaneous/Micronallowemail.docx
+++ b/project/documents/miscellaneous/Micronallowemail.docx
@@ -3,21 +3,6 @@
 <w:document xmlns:wpc="http://schemas.microsoft.com/office/word/2010/wordprocessingCanvas" xmlns:cx="http://schemas.microsoft.com/office/drawing/2014/chartex" xmlns:cx1="http://schemas.microsoft.com/office/drawing/2015/9/8/chartex" xmlns:cx2="http://schemas.microsoft.com/office/drawing/2015/10/21/chartex" xmlns:cx3="http://schemas.microsoft.com/office/drawing/2016/5/9/chartex" xmlns:cx4="http://schemas.microsoft.com/office/drawing/2016/5/10/chartex" xmlns:cx5="http://schemas.microsoft.com/office/drawing/2016/5/11/chartex" xmlns:cx6="http://schemas.microsoft.com/office/drawing/2016/5/12/chartex" xmlns:cx7="http://schemas.microsoft.com/office/drawing/2016/5/13/chartex" xmlns:cx8="http://schemas.microsoft.com/office/drawing/2016/5/14/chartex" xmlns:mc="http://schemas.openxmlformats.org/markup-compatibility/2006" xmlns:aink="http://schemas.microsoft.com/office/drawing/2016/ink" xmlns:am3d="http://schemas.microsoft.com/office/drawing/2017/model3d" xmlns:o="urn:schemas-microsoft-com:office:office" xmlns:oel="http://schemas.microsoft.com/office/2019/extlst" xmlns:r="http://schemas.openxmlformats.org/officeDocument/2006/relationships" xmlns:m="http://schemas.openxmlformats.org/officeDocument/2006/math" xmlns:v="urn:schemas-microsoft-com:vml" xmlns:wp14="http://schemas.microsoft.com/office/word/2010/wordprocessingDrawing" xmlns:wp="http://schemas.openxmlformats.org/drawingml/2006/wordprocessingDrawing" xmlns:w10="urn:schemas-microsoft-com:office:word" xmlns:w="http://schemas.openxmlformats.org/wordprocessingml/2006/main" xmlns:w14="http://schemas.microsoft.com/office/word/2010/wordml" xmlns:w15="http://schemas.microsoft.com/office/word/2012/wordml" xmlns:w16cex="http://schemas.microsoft.com/office/word/2018/wordml/cex" xmlns:w16cid="http://schemas.microsoft.com/office/word/2016/wordml/cid" xmlns:w16="http://schemas.microsoft.com/office/word/2018/wordml" xmlns:w16sdtdh="http://schemas.microsoft.com/office/word/2020/wordml/sdtdatahash" xmlns:w16se="http://schemas.microsoft.com/office/word/2015/wordml/symex" xmlns:wpg="http://schemas.microsoft.com/office/word/2010/wordprocessingGroup" xmlns:wpi="http://schemas.microsoft.com/office/word/2010/wordprocessingInk" xmlns:wne="http://schemas.microsoft.com/office/word/2006/wordml" xmlns:wps="http://schemas.microsoft.com/office/word/2010/wordprocessingShape" mc:Ignorable="w14 w15 w16se w16cid w16 w16cex w16sdtdh wp14">
   <w:body>
     <w:p>
-      <w:r>
-        <w:t>Micron – Allowance email for inventors (first allowance</w:t>
-      </w:r>
-      <w:r>
-        <w:t>)</w:t>
-      </w:r>
-    </w:p>
-    <w:p/>
-    <w:p/>
-    <w:p>
-      <w:r>
-        <w:t>Subject line:</w:t>
-      </w:r>
-    </w:p>
-    <w:p>
       <w:pPr>
         <w:rPr>
           <w:color w:val="000000" w:themeColor="text1"/>
@@ -39,13 +24,13 @@
         <w:t xml:space="preserve">Micron </w:t>
       </w:r>
       <w:r>
-        <w:t>@</w:t>
+        <w:t>&lt;&lt;</w:t>
       </w:r>
       <w:r>
         <w:t>clientRefNo</w:t>
       </w:r>
       <w:r>
-        <w:t>@</w:t>
+        <w:t>&gt;&gt;</w:t>
       </w:r>
       <w:r>
         <w:t xml:space="preserve"> </w:t>
@@ -57,21 +42,16 @@
         <w:t xml:space="preserve"> </w:t>
       </w:r>
       <w:r>
-        <w:t>@</w:t>
-      </w:r>
+        <w:t>&lt;&lt;</w:t>
+      </w:r>
+      <w:proofErr w:type="gramStart"/>
       <w:r>
         <w:t>this.matterNo</w:t>
       </w:r>
-      <w:r>
-        <w:t>@</w:t>
-      </w:r>
-    </w:p>
-    <w:p>
-      <w:pPr>
-        <w:rPr>
-          <w:color w:val="000000" w:themeColor="text1"/>
-        </w:rPr>
-      </w:pPr>
+      <w:proofErr w:type="gramEnd"/>
+      <w:r>
+        <w:t>&gt;&gt;</w:t>
+      </w:r>
     </w:p>
     <w:p>
       <w:pPr>
@@ -101,6 +81,20 @@
       </w:pPr>
     </w:p>
     <w:p>
+      <w:pPr>
+        <w:rPr>
+          <w:color w:val="000000" w:themeColor="text1"/>
+        </w:rPr>
+      </w:pPr>
+    </w:p>
+    <w:p>
+      <w:pPr>
+        <w:rPr>
+          <w:color w:val="000000" w:themeColor="text1"/>
+        </w:rPr>
+      </w:pPr>
+    </w:p>
+    <w:p>
       <w:r>
         <w:rPr>
           <w:color w:val="000000" w:themeColor="text1"/>
@@ -111,7 +105,21 @@
         <w:rPr>
           <w:color w:val="000000" w:themeColor="text1"/>
         </w:rPr>
-        <w:t>Dear working attorney: please consider using the following template to correspond with the inventors regarding the recently-allowed application for</w:t>
+        <w:t xml:space="preserve">Dear working attorney: please consider using the following template to correspond with the inventors regarding the </w:t>
+      </w:r>
+      <w:proofErr w:type="gramStart"/>
+      <w:r>
+        <w:rPr>
+          <w:color w:val="000000" w:themeColor="text1"/>
+        </w:rPr>
+        <w:t>recently-allowed</w:t>
+      </w:r>
+      <w:proofErr w:type="gramEnd"/>
+      <w:r>
+        <w:rPr>
+          <w:color w:val="000000" w:themeColor="text1"/>
+        </w:rPr>
+        <w:t xml:space="preserve"> application for</w:t>
       </w:r>
       <w:r>
         <w:rPr>
@@ -120,13 +128,13 @@
         <w:t xml:space="preserve"> </w:t>
       </w:r>
       <w:r>
-        <w:t>@</w:t>
+        <w:t>&lt;&lt;</w:t>
       </w:r>
       <w:r>
         <w:t>matterNo</w:t>
       </w:r>
       <w:r>
-        <w:t>@</w:t>
+        <w:t>&gt;&gt;</w:t>
       </w:r>
       <w:r>
         <w:t>.</w:t>
@@ -135,7 +143,15 @@
         <w:t xml:space="preserve"> </w:t>
       </w:r>
       <w:r>
-        <w:t>&lt;b style="color:RoyalBlue;"&gt;This template was created for you automatically, so please review it carefully for accuracy and relevance to the present case. &lt;/b&gt;</w:t>
+        <w:t>&lt;b style="</w:t>
+      </w:r>
+      <w:proofErr w:type="gramStart"/>
+      <w:r>
+        <w:t>color:RoyalBlue</w:t>
+      </w:r>
+      <w:proofErr w:type="gramEnd"/>
+      <w:r>
+        <w:t>;"&gt;This template was created for you automatically, so please review it carefully for accuracy and relevance to the present case. &lt;/b&gt;</w:t>
       </w:r>
       <w:r>
         <w:t>&lt;/p&gt;</w:t>
@@ -164,7 +180,63 @@
         <w:rPr>
           <w:color w:val="000000" w:themeColor="text1"/>
         </w:rPr>
-        <w:t>@inventorname@  @inventoremail@&lt;/p&gt;</w:t>
+        <w:t>&lt;&lt;</w:t>
+      </w:r>
+      <w:r>
+        <w:rPr>
+          <w:color w:val="000000" w:themeColor="text1"/>
+        </w:rPr>
+        <w:t>inventorname</w:t>
+      </w:r>
+      <w:r>
+        <w:rPr>
+          <w:color w:val="000000" w:themeColor="text1"/>
+        </w:rPr>
+        <w:t>&gt;</w:t>
+      </w:r>
+      <w:proofErr w:type="gramStart"/>
+      <w:r>
+        <w:rPr>
+          <w:color w:val="000000" w:themeColor="text1"/>
+        </w:rPr>
+        <w:t>&gt;</w:t>
+      </w:r>
+      <w:r>
+        <w:rPr>
+          <w:color w:val="000000" w:themeColor="text1"/>
+        </w:rPr>
+        <w:t xml:space="preserve">  </w:t>
+      </w:r>
+      <w:r>
+        <w:rPr>
+          <w:color w:val="000000" w:themeColor="text1"/>
+        </w:rPr>
+        <w:t>&lt;</w:t>
+      </w:r>
+      <w:proofErr w:type="gramEnd"/>
+      <w:r>
+        <w:rPr>
+          <w:color w:val="000000" w:themeColor="text1"/>
+        </w:rPr>
+        <w:t>&lt;</w:t>
+      </w:r>
+      <w:r>
+        <w:rPr>
+          <w:color w:val="000000" w:themeColor="text1"/>
+        </w:rPr>
+        <w:t>inventoremail</w:t>
+      </w:r>
+      <w:r>
+        <w:rPr>
+          <w:color w:val="000000" w:themeColor="text1"/>
+        </w:rPr>
+        <w:t>&gt;&gt;</w:t>
+      </w:r>
+      <w:r>
+        <w:rPr>
+          <w:color w:val="000000" w:themeColor="text1"/>
+        </w:rPr>
+        <w:t>&lt;/p&gt;</w:t>
       </w:r>
     </w:p>
     <w:p>
@@ -228,7 +300,7 @@
         <w:rPr>
           <w:color w:val="000000" w:themeColor="text1"/>
         </w:rPr>
-        <w:t>@</w:t>
+        <w:t>&lt;&lt;</w:t>
       </w:r>
       <w:r>
         <w:rPr>
@@ -240,7 +312,7 @@
         <w:rPr>
           <w:color w:val="000000" w:themeColor="text1"/>
         </w:rPr>
-        <w:t>@</w:t>
+        <w:t>&gt;&gt;</w:t>
       </w:r>
       <w:r>
         <w:rPr>
@@ -252,7 +324,7 @@
         <w:rPr>
           <w:color w:val="000000" w:themeColor="text1"/>
         </w:rPr>
-        <w:t>@</w:t>
+        <w:t>&lt;&lt;</w:t>
       </w:r>
       <w:r>
         <w:rPr>
@@ -264,7 +336,7 @@
         <w:rPr>
           <w:color w:val="000000" w:themeColor="text1"/>
         </w:rPr>
-        <w:t>@</w:t>
+        <w:t>&gt;&gt;</w:t>
       </w:r>
       <w:r>
         <w:rPr>
@@ -276,13 +348,27 @@
         <w:rPr>
           <w:color w:val="000000" w:themeColor="text1"/>
         </w:rPr>
-        <w:t>Congratulations! Copies of the original application and allowed claims are attached for your consideration.</w:t>
-      </w:r>
-      <w:r>
-        <w:rPr>
-          <w:color w:val="000000" w:themeColor="text1"/>
-        </w:rPr>
-        <w:t>&lt;/p&gt;</w:t>
+        <w:t xml:space="preserve">Congratulations! Copies of the original application and allowed claims are attached for your </w:t>
+      </w:r>
+      <w:proofErr w:type="gramStart"/>
+      <w:r>
+        <w:rPr>
+          <w:color w:val="000000" w:themeColor="text1"/>
+        </w:rPr>
+        <w:t>consideration.</w:t>
+      </w:r>
+      <w:r>
+        <w:rPr>
+          <w:color w:val="000000" w:themeColor="text1"/>
+        </w:rPr>
+        <w:t>&lt;</w:t>
+      </w:r>
+      <w:proofErr w:type="gramEnd"/>
+      <w:r>
+        <w:rPr>
+          <w:color w:val="000000" w:themeColor="text1"/>
+        </w:rPr>
+        <w:t>/p&gt;</w:t>
       </w:r>
       <w:r>
         <w:rPr>
@@ -443,14 +529,30 @@
           <w:rFonts w:eastAsia="Times New Roman"/>
           <w:color w:val="000000" w:themeColor="text1"/>
         </w:rPr>
-        <w:t>Are you aware of any competitor product that uses any of the embodiments described or claimed in the present application?</w:t>
-      </w:r>
-      <w:r>
-        <w:rPr>
-          <w:rFonts w:eastAsia="Times New Roman"/>
-          <w:color w:val="000000" w:themeColor="text1"/>
-        </w:rPr>
-        <w:t>&lt;/li&gt;</w:t>
+        <w:t xml:space="preserve">Are you aware of any competitor product that uses any of the embodiments described or claimed in the present </w:t>
+      </w:r>
+      <w:proofErr w:type="gramStart"/>
+      <w:r>
+        <w:rPr>
+          <w:rFonts w:eastAsia="Times New Roman"/>
+          <w:color w:val="000000" w:themeColor="text1"/>
+        </w:rPr>
+        <w:t>application?</w:t>
+      </w:r>
+      <w:r>
+        <w:rPr>
+          <w:rFonts w:eastAsia="Times New Roman"/>
+          <w:color w:val="000000" w:themeColor="text1"/>
+        </w:rPr>
+        <w:t>&lt;</w:t>
+      </w:r>
+      <w:proofErr w:type="gramEnd"/>
+      <w:r>
+        <w:rPr>
+          <w:rFonts w:eastAsia="Times New Roman"/>
+          <w:color w:val="000000" w:themeColor="text1"/>
+        </w:rPr>
+        <w:t>/li&gt;</w:t>
       </w:r>
       <w:r>
         <w:rPr>
@@ -472,7 +574,23 @@
           <w:rFonts w:eastAsia="Times New Roman"/>
           <w:color w:val="000000" w:themeColor="text1"/>
         </w:rPr>
-        <w:t>&lt;li&gt;Does the subject matter of the application pertain to any standards, such as JEDEC, IEC, or others?&lt;/li&gt;</w:t>
+        <w:t xml:space="preserve">&lt;li&gt;Does the subject matter of the application pertain to any standards, such as JEDEC, IEC, or </w:t>
+      </w:r>
+      <w:proofErr w:type="gramStart"/>
+      <w:r>
+        <w:rPr>
+          <w:rFonts w:eastAsia="Times New Roman"/>
+          <w:color w:val="000000" w:themeColor="text1"/>
+        </w:rPr>
+        <w:t>others?&lt;</w:t>
+      </w:r>
+      <w:proofErr w:type="gramEnd"/>
+      <w:r>
+        <w:rPr>
+          <w:rFonts w:eastAsia="Times New Roman"/>
+          <w:color w:val="000000" w:themeColor="text1"/>
+        </w:rPr>
+        <w:t>/li&gt;</w:t>
       </w:r>
     </w:p>
     <w:p>
@@ -494,14 +612,30 @@
           <w:rFonts w:eastAsia="Times New Roman"/>
           <w:color w:val="000000" w:themeColor="text1"/>
         </w:rPr>
-        <w:t>Do you have any other information about the subject matter of the present application that you think would be helpful to Micron in determining next steps?</w:t>
-      </w:r>
-      <w:r>
-        <w:rPr>
-          <w:rFonts w:eastAsia="Times New Roman"/>
-          <w:color w:val="000000" w:themeColor="text1"/>
-        </w:rPr>
-        <w:t>&lt;/li&gt;</w:t>
+        <w:t xml:space="preserve">Do you have any other information about the subject matter of the present application that you think would be helpful to Micron in determining next </w:t>
+      </w:r>
+      <w:proofErr w:type="gramStart"/>
+      <w:r>
+        <w:rPr>
+          <w:rFonts w:eastAsia="Times New Roman"/>
+          <w:color w:val="000000" w:themeColor="text1"/>
+        </w:rPr>
+        <w:t>steps?</w:t>
+      </w:r>
+      <w:r>
+        <w:rPr>
+          <w:rFonts w:eastAsia="Times New Roman"/>
+          <w:color w:val="000000" w:themeColor="text1"/>
+        </w:rPr>
+        <w:t>&lt;</w:t>
+      </w:r>
+      <w:proofErr w:type="gramEnd"/>
+      <w:r>
+        <w:rPr>
+          <w:rFonts w:eastAsia="Times New Roman"/>
+          <w:color w:val="000000" w:themeColor="text1"/>
+        </w:rPr>
+        <w:t>/li&gt;</w:t>
       </w:r>
       <w:r>
         <w:rPr>
@@ -553,7 +687,23 @@
           <w:rFonts w:asciiTheme="minorHAnsi" w:hAnsiTheme="minorHAnsi" w:cstheme="minorHAnsi"/>
           <w:color w:val="000000"/>
         </w:rPr>
-        <w:t>&lt;span style="background-color:#FFFF00"&gt;</w:t>
+        <w:t>&lt;span style="background-</w:t>
+      </w:r>
+      <w:proofErr w:type="gramStart"/>
+      <w:r>
+        <w:rPr>
+          <w:rFonts w:asciiTheme="minorHAnsi" w:hAnsiTheme="minorHAnsi" w:cstheme="minorHAnsi"/>
+          <w:color w:val="000000"/>
+        </w:rPr>
+        <w:t>color:#</w:t>
+      </w:r>
+      <w:proofErr w:type="gramEnd"/>
+      <w:r>
+        <w:rPr>
+          <w:rFonts w:asciiTheme="minorHAnsi" w:hAnsiTheme="minorHAnsi" w:cstheme="minorHAnsi"/>
+          <w:color w:val="000000"/>
+        </w:rPr>
+        <w:t>FFFF00"&gt;</w:t>
       </w:r>
       <w:r>
         <w:rPr>
@@ -637,13 +787,27 @@
         <w:rPr>
           <w:color w:val="000000" w:themeColor="text1"/>
         </w:rPr>
-        <w:t>Thank you for your assistance, and we look forward to hearing from you.</w:t>
-      </w:r>
-      <w:r>
-        <w:rPr>
-          <w:color w:val="000000" w:themeColor="text1"/>
-        </w:rPr>
-        <w:t>&lt;/p&gt;</w:t>
+        <w:t xml:space="preserve">Thank you for your assistance, and we look forward to hearing from </w:t>
+      </w:r>
+      <w:proofErr w:type="gramStart"/>
+      <w:r>
+        <w:rPr>
+          <w:color w:val="000000" w:themeColor="text1"/>
+        </w:rPr>
+        <w:t>you.</w:t>
+      </w:r>
+      <w:r>
+        <w:rPr>
+          <w:color w:val="000000" w:themeColor="text1"/>
+        </w:rPr>
+        <w:t>&lt;</w:t>
+      </w:r>
+      <w:proofErr w:type="gramEnd"/>
+      <w:r>
+        <w:rPr>
+          <w:color w:val="000000" w:themeColor="text1"/>
+        </w:rPr>
+        <w:t>/p&gt;</w:t>
       </w:r>
       <w:r>
         <w:rPr>
